--- a/templates/4-evidence-list.docx
+++ b/templates/4-evidence-list.docx
@@ -449,7 +449,7 @@
                 <w:sz w:val="22"/>
                 <w:szCs w:val="21"/>
               </w:rPr>
-              <w:t>原告于{{借款日期}}</w:t>
+              <w:t>{{甲方诉讼地位}}于{{借款日期}}</w:t>
             </w:r>
             <w:r>
               <w:rPr>
@@ -868,7 +868,7 @@
               <w:rPr>
                 <w:rFonts w:ascii="仿宋" w:eastAsia="仿宋" w:hAnsi="仿宋" w:hint="eastAsia"/>
               </w:rPr>
-              <w:t>路洋</w:t>
+              <w:t>{{对方当事人}}</w:t>
             </w:r>
             <w:proofErr w:type="gramStart"/>
             <w:r>
